--- a/teacher-notes.docx
+++ b/teacher-notes.docx
@@ -55,7 +55,7 @@
           <w:i w:val="0"/>
           <w:sz w:val="22"/>
         </w:rPr>
-        <w:t>A 50-minute browser game that teaches Martha Nussbaum's basic claim: emotions aren't the opposite of knowing — they're a way of knowing. Students read four short pieces (a radio interview, a few text messages, an email, a chat with a teacher) and tell an AI character called Iris what they think is going on with each person. Iris pushes back gently when their reading imports something the text doesn't show.</w:t>
+        <w:t>A 45-55 minute browser game that teaches Martha Nussbaum's basic claim: emotions aren't the opposite of knowing — they're a way of knowing. Students read four short pieces (a radio interview, a few text messages, an email, a chat with a teacher) and tell an AI character called Iris what they think is going on with each person. Iris pushes back gently when their reading imports something the text doesn't show.</w:t>
       </w:r>
     </w:p>
     <w:p>
@@ -68,7 +68,20 @@
           <w:i w:val="0"/>
           <w:sz w:val="22"/>
         </w:rPr>
-        <w:t>It is the FUN + BASIC on-ramp to the Nussbaum / Siegel dialectic the four lesson decks (deck-2-l1 through deck-2-l4) develop properly across the week. Don't expect students to articulate the philosophy yet — the goal is for them to FEEL the difference between detached and engaged reading.</w:t>
+        <w:t>Then comes the Plato challenge. Plato — yes, that Plato — appears and tells the student he is unconvinced that what they did was knowing. Across five levels of escalating defence, the student must persuade him: name the work, cite the words, articulate a condition for reliability, distinguish trained from hijacked, take and defend a position. Plato concedes only when each rubric is met.</w:t>
+      </w:r>
+    </w:p>
+    <w:p>
+      <w:pPr>
+        <w:spacing w:after="120"/>
+      </w:pPr>
+      <w:r>
+        <w:rPr>
+          <w:rFonts w:ascii="Palatino Linotype" w:hAnsi="Palatino Linotype"/>
+          <w:i w:val="0"/>
+          <w:sz w:val="22"/>
+        </w:rPr>
+        <w:t>The four reading rounds are the FUN + BASIC on-ramp; the Plato challenge is where the student has to articulate what they learned. The four lesson decks (deck-2-l1 through deck-2-l4) develop the dialectic across the week with more depth and historical context.</w:t>
       </w:r>
     </w:p>
     <w:p>
@@ -188,7 +201,7 @@
           <w:color w:val="B8543C"/>
           <w:sz w:val="28"/>
         </w:rPr>
-        <w:t>Running it (50 minutes)</w:t>
+        <w:t>Running it (45–55 minutes)</w:t>
       </w:r>
     </w:p>
     <w:p>
@@ -256,7 +269,7 @@
           <w:color w:val="2A2520"/>
           <w:sz w:val="24"/>
         </w:rPr>
-        <w:t>7–45 min: four rounds</w:t>
+        <w:t>7–32 min: four reading rounds</w:t>
       </w:r>
     </w:p>
     <w:p>
@@ -269,7 +282,7 @@
           <w:i w:val="0"/>
           <w:sz w:val="22"/>
         </w:rPr>
-        <w:t>Students work alone, at their own pace. Most will finish in 35–40 min. Walk the room. Don't answer 'what's the right answer' — say 'point at the line in the text that made you think that'.</w:t>
+        <w:t>Students work alone. The 40-word minimum on each Iris response forces them to actually engage. Walk the room. Don't answer 'what's the right answer' — say 'point at the line in the text that made you think that'.</w:t>
       </w:r>
     </w:p>
     <w:p>
@@ -283,7 +296,7 @@
           <w:color w:val="2A2520"/>
           <w:sz w:val="24"/>
         </w:rPr>
-        <w:t>45–55 min: reflection screen + class debrief</w:t>
+        <w:t>32–47 min: the Plato challenge</w:t>
       </w:r>
     </w:p>
     <w:p>
@@ -296,7 +309,112 @@
           <w:i w:val="0"/>
           <w:sz w:val="22"/>
         </w:rPr>
-        <w:t>When students hit the reflection screen, gather attention briefly. The screen names Nussbaum and Siegel for the first time. Ask:</w:t>
+        <w:t>After the four rounds, Plato appears. He's the cold counterpart to Iris's warmth — Greek philosopher tone, no flattering, doesn't concede unless the level rubric is genuinely met. Five levels:</w:t>
+      </w:r>
+    </w:p>
+    <w:p>
+      <w:pPr>
+        <w:pStyle w:val="ListBullet"/>
+        <w:spacing w:after="40"/>
+      </w:pPr>
+      <w:r>
+        <w:rPr>
+          <w:rFonts w:ascii="Palatino Linotype" w:hAnsi="Palatino Linotype"/>
+          <w:sz w:val="22"/>
+        </w:rPr>
+        <w:t>Level 1 — name one of the four readings AND link it to noticing/feeling</w:t>
+      </w:r>
+    </w:p>
+    <w:p>
+      <w:pPr>
+        <w:pStyle w:val="ListBullet"/>
+        <w:spacing w:after="40"/>
+      </w:pPr>
+      <w:r>
+        <w:rPr>
+          <w:rFonts w:ascii="Palatino Linotype" w:hAnsi="Palatino Linotype"/>
+          <w:sz w:val="22"/>
+        </w:rPr>
+        <w:t>Level 2 — cite specific words/phrases from a scenario</w:t>
+      </w:r>
+    </w:p>
+    <w:p>
+      <w:pPr>
+        <w:pStyle w:val="ListBullet"/>
+        <w:spacing w:after="40"/>
+      </w:pPr>
+      <w:r>
+        <w:rPr>
+          <w:rFonts w:ascii="Palatino Linotype" w:hAnsi="Palatino Linotype"/>
+          <w:sz w:val="22"/>
+        </w:rPr>
+        <w:t>Level 3 — articulate a condition under which feeling reaches truth</w:t>
+      </w:r>
+    </w:p>
+    <w:p>
+      <w:pPr>
+        <w:pStyle w:val="ListBullet"/>
+        <w:spacing w:after="40"/>
+      </w:pPr>
+      <w:r>
+        <w:rPr>
+          <w:rFonts w:ascii="Palatino Linotype" w:hAnsi="Palatino Linotype"/>
+          <w:sz w:val="22"/>
+        </w:rPr>
+        <w:t>Level 4 — distinguish a trained emotional response from a hijacked one using the rounds</w:t>
+      </w:r>
+    </w:p>
+    <w:p>
+      <w:pPr>
+        <w:pStyle w:val="ListBullet"/>
+        <w:spacing w:after="40"/>
+      </w:pPr>
+      <w:r>
+        <w:rPr>
+          <w:rFonts w:ascii="Palatino Linotype" w:hAnsi="Palatino Linotype"/>
+          <w:sz w:val="22"/>
+        </w:rPr>
+        <w:t>Level 5 — state and defend a position with a 'because' clause</w:t>
+      </w:r>
+    </w:p>
+    <w:p>
+      <w:pPr>
+        <w:spacing w:after="120"/>
+      </w:pPr>
+      <w:r>
+        <w:rPr>
+          <w:rFonts w:ascii="Palatino Linotype" w:hAnsi="Palatino Linotype"/>
+          <w:i w:val="0"/>
+          <w:sz w:val="22"/>
+        </w:rPr>
+        <w:t>Plato will pass them when the rubric is met and hold the line when it isn't. After 8 failed attempts at a single level he softens slightly. Some students will get through all five levels; some will reach level 3 or 4. Both outcomes are pedagogically fine. The transcript IS the artefact.</w:t>
+      </w:r>
+    </w:p>
+    <w:p>
+      <w:pPr>
+        <w:spacing w:before="200" w:after="40"/>
+      </w:pPr>
+      <w:r>
+        <w:rPr>
+          <w:rFonts w:ascii="Palatino Linotype" w:hAnsi="Palatino Linotype"/>
+          <w:b/>
+          <w:color w:val="2A2520"/>
+          <w:sz w:val="24"/>
+        </w:rPr>
+        <w:t>47–55 min: reflection screen + class debrief</w:t>
+      </w:r>
+    </w:p>
+    <w:p>
+      <w:pPr>
+        <w:spacing w:after="120"/>
+      </w:pPr>
+      <w:r>
+        <w:rPr>
+          <w:rFonts w:ascii="Palatino Linotype" w:hAnsi="Palatino Linotype"/>
+          <w:i w:val="0"/>
+          <w:sz w:val="22"/>
+        </w:rPr>
+        <w:t>Plato either concedes or doesn't. Either way, the reflection screen names Nussbaum, Siegel, and prints the full transcript including the Plato dialogue. Ask:</w:t>
       </w:r>
     </w:p>
     <w:p>
@@ -322,7 +440,7 @@
           <w:rFonts w:ascii="Palatino Linotype" w:hAnsi="Palatino Linotype"/>
           <w:sz w:val="22"/>
         </w:rPr>
-        <w:t>"Was there a round where Iris pushed back and you thought she was wrong?"</w:t>
+        <w:t>"Was there a level where Plato pushed back and you thought he was wrong? Hold that argument; bring it next lesson."</w:t>
       </w:r>
     </w:p>
     <w:p>
@@ -348,7 +466,7 @@
           <w:i w:val="0"/>
           <w:sz w:val="22"/>
         </w:rPr>
-        <w:t>Students should print their transcript and bring it to the next lesson. The transcript becomes raw material for Prompt 2.</w:t>
+        <w:t>Students should print their transcript and bring it to the next lesson. The Plato dialogue is unusually rich material for Essay Prompt 2.</w:t>
       </w:r>
     </w:p>
     <w:p>
@@ -641,7 +759,7 @@
           <w:i w:val="0"/>
           <w:sz w:val="22"/>
         </w:rPr>
-        <w:t>Per student per full play-through: roughly 0.07 cents (yes, less than one cent), assuming Haiku 4.5 + 1-hour prompt cache. Class of 30 ≈ 7 cents.</w:t>
+        <w:t>Whole class of 30 students playing the full game: approximately 9 cents. Iris (Anthropic Haiku 4.5) handles the four reading rounds at ~$0.07 per class. Plato (DeepSeek V4) handles the 5-level challenge at ~$0.02 per class. Both providers cache the static system prompts so per-turn cost drops to a fraction of a cent after the first warming call.</w:t>
       </w:r>
     </w:p>
     <w:p>
@@ -654,7 +772,7 @@
           <w:i w:val="0"/>
           <w:sz w:val="22"/>
         </w:rPr>
-        <w:t>Student responses are sent to the Cloudflare Worker which forwards them to Anthropic's API. The Worker logs nothing. Anthropic's own retention is governed by their terms — by default no training on API data. If you have any students whose data must not leave the school's systems, run them in offline-fallback mode (just don't have them connect, or take the tablet offline).</w:t>
+        <w:t>Student responses are sent to a Cloudflare Worker that forwards them to Anthropic's API (Iris) or DeepSeek's API (Plato). The Worker logs nothing. Anthropic and DeepSeek's retention policies govern data on their side — by default neither trains on API data. If a student's data must not leave the school's systems, take the tablet offline; the game falls back to canned scenario-specific responses and the teacher debriefs in person.</w:t>
       </w:r>
     </w:p>
     <w:sectPr>

--- a/teacher-notes.docx
+++ b/teacher-notes.docx
@@ -684,6 +684,33 @@
     </w:p>
     <w:p>
       <w:pPr>
+        <w:spacing w:before="200" w:after="40"/>
+      </w:pPr>
+      <w:r>
+        <w:rPr>
+          <w:rFonts w:ascii="Palatino Linotype" w:hAnsi="Palatino Linotype"/>
+          <w:b/>
+          <w:color w:val="2A2520"/>
+          <w:sz w:val="24"/>
+        </w:rPr>
+        <w:t>Plato is stuck / offline</w:t>
+      </w:r>
+    </w:p>
+    <w:p>
+      <w:pPr>
+        <w:spacing w:after="120"/>
+      </w:pPr>
+      <w:r>
+        <w:rPr>
+          <w:rFonts w:ascii="Palatino Linotype" w:hAnsi="Palatino Linotype"/>
+          <w:i w:val="0"/>
+          <w:sz w:val="22"/>
+        </w:rPr>
+        <w:t>If DeepSeek is unreachable, Plato's fallback dialogue fires — he says he can't hear them and gives a level-appropriate hint, but he never advances levels in offline mode. There is a quiet 'Skip to reflection (offline / teacher)' button at the bottom of the Plato dialogue — small underlined text, easy to miss unless you're looking for it. If a student needs to move on, click it and confirm. The reflection screen still prints their Iris transcript even without a Plato dialogue.</w:t>
+      </w:r>
+    </w:p>
+    <w:p>
+      <w:pPr>
         <w:spacing w:before="280" w:after="80"/>
       </w:pPr>
       <w:r>
